--- a/documents/cv/Joaquin_Oviedo_CV_ES.docx
+++ b/documents/cv/Joaquin_Oviedo_CV_ES.docx
@@ -4,7 +4,47 @@
   <w:body>
     <w:p>
       <w:pPr>
-        <w:spacing w:after="10"/>
+        <w:spacing w:after="40"/>
+        <w:jc w:val="center"/>
+      </w:pPr>
+      <w:r>
+        <w:drawing>
+          <wp:inline xmlns:a="http://schemas.openxmlformats.org/drawingml/2006/main" xmlns:pic="http://schemas.openxmlformats.org/drawingml/2006/picture">
+            <wp:extent cx="972000" cy="972000"/>
+            <wp:docPr id="1" name="Picture 1"/>
+            <wp:cNvGraphicFramePr>
+              <a:graphicFrameLocks noChangeAspect="1"/>
+            </wp:cNvGraphicFramePr>
+            <a:graphic>
+              <a:graphicData uri="http://schemas.openxmlformats.org/drawingml/2006/picture">
+                <pic:pic>
+                  <pic:nvPicPr>
+                    <pic:cNvPr id="0" name="profile-square.jpg"/>
+                    <pic:cNvPicPr/>
+                  </pic:nvPicPr>
+                  <pic:blipFill>
+                    <a:blip r:embed="rId9"/>
+                    <a:stretch>
+                      <a:fillRect/>
+                    </a:stretch>
+                  </pic:blipFill>
+                  <pic:spPr>
+                    <a:xfrm>
+                      <a:off x="0" y="0"/>
+                      <a:ext cx="972000" cy="972000"/>
+                    </a:xfrm>
+                    <a:prstGeom prst="rect"/>
+                  </pic:spPr>
+                </pic:pic>
+              </a:graphicData>
+            </a:graphic>
+          </wp:inline>
+        </w:drawing>
+      </w:r>
+    </w:p>
+    <w:p>
+      <w:pPr>
+        <w:spacing w:after="0"/>
         <w:jc w:val="center"/>
       </w:pPr>
       <w:r>
@@ -12,15 +52,15 @@
           <w:rFonts w:ascii="Arial" w:hAnsi="Arial"/>
           <w:b/>
           <w:i w:val="0"/>
-          <w:color w:val="121212"/>
+          <w:color w:val="181818"/>
           <w:sz w:val="35"/>
         </w:rPr>
-        <w:t>JOAQUIN NICOLAS OVIEDO</w:t>
+        <w:t>Joaquín Nicolás Oviedo</w:t>
       </w:r>
     </w:p>
     <w:p>
       <w:pPr>
-        <w:spacing w:after="36"/>
+        <w:spacing w:after="30"/>
         <w:jc w:val="center"/>
       </w:pPr>
       <w:r>
@@ -28,37 +68,34 @@
           <w:rFonts w:ascii="Arial" w:hAnsi="Arial"/>
           <w:b/>
           <w:i w:val="0"/>
-          <w:color w:val="4B4B4B"/>
-          <w:sz w:val="18"/>
+          <w:color w:val="464646"/>
+          <w:sz w:val="20"/>
         </w:rPr>
-        <w:t>SUPERVISOR DE DESARROLLO Y DESARROLLADOR POWER PLATFORM</w:t>
+        <w:t>Supervisor de Desarrollo | Power Platform &amp; Software Developer</w:t>
       </w:r>
     </w:p>
     <w:p>
       <w:pPr>
-        <w:spacing w:after="50"/>
+        <w:spacing w:after="16"/>
         <w:jc w:val="center"/>
-        <w:pBdr>
-          <w:bottom w:val="single" w:sz="7" w:space="2" w:color="353535"/>
-        </w:pBdr>
       </w:pPr>
       <w:r>
         <w:rPr>
           <w:rFonts w:ascii="Arial" w:hAnsi="Arial"/>
           <w:b w:val="0"/>
           <w:i w:val="0"/>
-          <w:color w:val="121212"/>
-          <w:sz w:val="16"/>
+          <w:color w:val="181818"/>
+          <w:sz w:val="17"/>
         </w:rPr>
         <w:t xml:space="preserve">Argentina | </w:t>
       </w:r>
-      <w:hyperlink r:id="rId9">
+      <w:hyperlink r:id="rId10">
         <w:r>
           <w:rPr>
-            <w:color w:val="1F1F1F"/>
+            <w:rFonts w:ascii="Arial" w:hAnsi="Arial"/>
+            <w:color w:val="202020"/>
             <w:u w:val="single"/>
-            <w:sz w:val="16"/>
-            <w:rFonts w:ascii="Arial" w:hAnsi="Arial"/>
+            <w:sz w:val="18"/>
           </w:rPr>
           <w:t>joaquin.oviedo.fernandez@gmail.com</w:t>
         </w:r>
@@ -68,18 +105,18 @@
           <w:rFonts w:ascii="Arial" w:hAnsi="Arial"/>
           <w:b w:val="0"/>
           <w:i w:val="0"/>
-          <w:color w:val="121212"/>
-          <w:sz w:val="16"/>
+          <w:color w:val="181818"/>
+          <w:sz w:val="17"/>
         </w:rPr>
         <w:t xml:space="preserve"> | </w:t>
       </w:r>
-      <w:hyperlink r:id="rId10">
+      <w:hyperlink r:id="rId11">
         <w:r>
           <w:rPr>
-            <w:color w:val="1F1F1F"/>
+            <w:rFonts w:ascii="Arial" w:hAnsi="Arial"/>
+            <w:color w:val="202020"/>
             <w:u w:val="single"/>
-            <w:sz w:val="16"/>
-            <w:rFonts w:ascii="Arial" w:hAnsi="Arial"/>
+            <w:sz w:val="18"/>
           </w:rPr>
           <w:t>linkedin.com/in/joaquin-oviedo</w:t>
         </w:r>
@@ -89,18 +126,18 @@
           <w:rFonts w:ascii="Arial" w:hAnsi="Arial"/>
           <w:b w:val="0"/>
           <w:i w:val="0"/>
-          <w:color w:val="121212"/>
-          <w:sz w:val="16"/>
+          <w:color w:val="181818"/>
+          <w:sz w:val="17"/>
         </w:rPr>
         <w:t xml:space="preserve"> | </w:t>
       </w:r>
-      <w:hyperlink r:id="rId11">
+      <w:hyperlink r:id="rId12">
         <w:r>
           <w:rPr>
-            <w:color w:val="1F1F1F"/>
+            <w:rFonts w:ascii="Arial" w:hAnsi="Arial"/>
+            <w:color w:val="202020"/>
             <w:u w:val="single"/>
-            <w:sz w:val="16"/>
-            <w:rFonts w:ascii="Arial" w:hAnsi="Arial"/>
+            <w:sz w:val="18"/>
           </w:rPr>
           <w:t>github.com/JoaquinOviedo</w:t>
         </w:r>
@@ -108,74 +145,86 @@
     </w:p>
     <w:p>
       <w:pPr>
-        <w:pStyle w:val="SectionHeading"/>
-        <w:spacing w:before="110" w:after="50"/>
+        <w:spacing w:after="20"/>
+        <w:jc w:val="center"/>
         <w:pBdr>
-          <w:bottom w:val="single" w:sz="7" w:space="2" w:color="353535"/>
+          <w:bottom w:val="single" w:sz="5" w:space="2" w:color="777777"/>
         </w:pBdr>
-        <w:keepNext/>
+      </w:pPr>
+      <w:hyperlink r:id="rId13">
+        <w:r>
+          <w:rPr>
+            <w:rFonts w:ascii="Arial" w:hAnsi="Arial"/>
+            <w:color w:val="202020"/>
+            <w:u w:val="single"/>
+            <w:sz w:val="17"/>
+          </w:rPr>
+          <w:t>joaquinoviedo.github.io/Website</w:t>
+        </w:r>
+      </w:hyperlink>
+    </w:p>
+    <w:p>
+      <w:pPr>
+        <w:spacing w:before="90" w:after="40"/>
+        <w:pBdr>
+          <w:bottom w:val="single" w:sz="5" w:space="2" w:color="777777"/>
+        </w:pBdr>
       </w:pPr>
       <w:r>
         <w:rPr>
           <w:rFonts w:ascii="Arial" w:hAnsi="Arial"/>
           <w:b/>
           <w:i w:val="0"/>
-          <w:color w:val="121212"/>
-          <w:sz w:val="18"/>
+          <w:color w:val="181818"/>
+          <w:sz w:val="20"/>
         </w:rPr>
-        <w:t>PERFIL PROFESIONAL</w:t>
+        <w:t>RESUMEN PROFESIONAL</w:t>
       </w:r>
     </w:p>
     <w:p>
       <w:pPr>
-        <w:pStyle w:val="Compact"/>
+        <w:spacing w:after="20"/>
       </w:pPr>
       <w:r>
         <w:rPr>
           <w:rFonts w:ascii="Arial" w:hAnsi="Arial"/>
           <w:b w:val="0"/>
           <w:i w:val="0"/>
-          <w:color w:val="121212"/>
-          <w:sz w:val="17"/>
+          <w:color w:val="181818"/>
+          <w:sz w:val="19"/>
         </w:rPr>
-        <w:t>Desarrollador de software y supervisor de desarrollo con experiencia en soluciones empresariales, Power Platform y backend. Combino relevamiento, estimación, priorización y liderazgo operativo con una base técnica en .NET, React y TypeScript. Enfocado en productos claros, mantenibles y centrados en las personas.</w:t>
+        <w:t>Supervisor de desarrollo y desarrollador de software con experiencia en soluciones empresariales con Power Platform, .NET, React y TypeScript. Gestiono la evolución de producto desde el relevamiento y la viabilidad hasta la priorización, delegación y entrega. Me apropio del problema e integro IA para explorar y validar con mayor rapidez, manteniendo bajo mi responsabilidad las decisiones técnicas, la calidad y los resultados.</w:t>
       </w:r>
     </w:p>
     <w:p>
       <w:pPr>
-        <w:pStyle w:val="SectionHeading"/>
-        <w:spacing w:before="110" w:after="50"/>
+        <w:spacing w:before="90" w:after="40"/>
         <w:pBdr>
-          <w:bottom w:val="single" w:sz="7" w:space="2" w:color="353535"/>
+          <w:bottom w:val="single" w:sz="5" w:space="2" w:color="777777"/>
         </w:pBdr>
-        <w:keepNext/>
       </w:pPr>
       <w:r>
         <w:rPr>
           <w:rFonts w:ascii="Arial" w:hAnsi="Arial"/>
           <w:b/>
           <w:i w:val="0"/>
-          <w:color w:val="121212"/>
-          <w:sz w:val="18"/>
+          <w:color w:val="181818"/>
+          <w:sz w:val="20"/>
         </w:rPr>
-        <w:t>EXPERIENCIA</w:t>
+        <w:t>EXPERIENCIA PROFESIONAL</w:t>
       </w:r>
     </w:p>
     <w:p>
       <w:pPr>
-        <w:pStyle w:val="ItemHeading"/>
-        <w:tabs>
-          <w:tab w:pos="10584" w:val="right"/>
-        </w:tabs>
-        <w:keepNext/>
+        <w:spacing w:before="40" w:after="10"/>
       </w:pPr>
       <w:r>
         <w:rPr>
           <w:rFonts w:ascii="Arial" w:hAnsi="Arial"/>
           <w:b/>
           <w:i w:val="0"/>
-          <w:color w:val="121212"/>
-          <w:sz w:val="18"/>
+          <w:color w:val="181818"/>
+          <w:sz w:val="19"/>
         </w:rPr>
         <w:t>Circo Studio | Proyectos para YPF</w:t>
       </w:r>
@@ -184,190 +233,171 @@
           <w:rFonts w:ascii="Arial" w:hAnsi="Arial"/>
           <w:b/>
           <w:i w:val="0"/>
-          <w:color w:val="121212"/>
-          <w:sz w:val="17"/>
+          <w:color w:val="464646"/>
+          <w:sz w:val="18"/>
         </w:rPr>
-        <w:tab/>
-        <w:t>Marzo 2024 - Actualidad</w:t>
+        <w:t xml:space="preserve"> | Marzo 2024 - Actualidad</w:t>
       </w:r>
+    </w:p>
+    <w:p>
+      <w:pPr>
+        <w:spacing w:after="10"/>
+      </w:pPr>
       <w:r>
         <w:rPr>
           <w:rFonts w:ascii="Arial" w:hAnsi="Arial"/>
           <w:b w:val="0"/>
           <w:i/>
-          <w:color w:val="4B4B4B"/>
-          <w:sz w:val="17"/>
+          <w:color w:val="464646"/>
+          <w:sz w:val="18"/>
         </w:rPr>
-        <w:br/>
-        <w:t>Supervisor de Desarrollo y Desarrollador Power Platform | Buenos Aires, Argentina</w:t>
+        <w:t>Supervisor de Desarrollo y Desarrollador Power Platform</w:t>
       </w:r>
     </w:p>
     <w:p>
       <w:pPr>
-        <w:pStyle w:val="ResumeBullet"/>
+        <w:pStyle w:val="ListBullet"/>
       </w:pPr>
       <w:r>
         <w:rPr>
           <w:rFonts w:ascii="Arial" w:hAnsi="Arial"/>
           <w:b w:val="0"/>
           <w:i w:val="0"/>
-          <w:color w:val="121212"/>
-          <w:sz w:val="17"/>
+          <w:color w:val="181818"/>
+          <w:sz w:val="19"/>
         </w:rPr>
         <w:t>Gestiono la evolución cotidiana de una aplicación corporativa transversal: relevo pedidos con la persona usuaria cliente y análisis funcional, evalúo viabilidad, estimo, priorizo y delego tareas.</w:t>
       </w:r>
     </w:p>
     <w:p>
       <w:pPr>
-        <w:pStyle w:val="ResumeBullet"/>
+        <w:pStyle w:val="ListBullet"/>
       </w:pPr>
       <w:r>
         <w:rPr>
           <w:rFonts w:ascii="Arial" w:hAnsi="Arial"/>
           <w:b w:val="0"/>
           <w:i w:val="0"/>
-          <w:color w:val="121212"/>
-          <w:sz w:val="17"/>
+          <w:color w:val="181818"/>
+          <w:sz w:val="19"/>
         </w:rPr>
-        <w:t>Diseñé y desarrollé un framework UX reutilizable para Power Apps junto al equipo de diseño, estandarizando componentes, estilos y pantallas para mejorar consistencia y reutilización.</w:t>
+        <w:t>Documento casos de uso y validaciones; ejecuto pruebas funcionales y registro evidencia con Azure DevOps Test &amp; Feedback para acompañar entregas y seguimiento de incidencias.</w:t>
       </w:r>
     </w:p>
     <w:p>
       <w:pPr>
-        <w:pStyle w:val="ResumeBullet"/>
+        <w:pStyle w:val="ListBullet"/>
       </w:pPr>
       <w:r>
         <w:rPr>
           <w:rFonts w:ascii="Arial" w:hAnsi="Arial"/>
           <w:b w:val="0"/>
           <w:i w:val="0"/>
-          <w:color w:val="121212"/>
-          <w:sz w:val="17"/>
+          <w:color w:val="181818"/>
+          <w:sz w:val="19"/>
         </w:rPr>
-        <w:t>Capacito a ingresantes, coordino aportes al framework y acompaño al equipo durante la entrega, anticipando dependencias, riesgos y necesidades futuras del producto.</w:t>
+        <w:t>Administro roles y permisos en Dataverse, sitios y grupos de SharePoint y grupos de Microsoft Entra ID, alineando accesos con las responsabilidades de cada perfil.</w:t>
       </w:r>
     </w:p>
     <w:p>
       <w:pPr>
-        <w:pStyle w:val="ResumeBullet"/>
+        <w:pStyle w:val="ListBullet"/>
       </w:pPr>
       <w:r>
         <w:rPr>
           <w:rFonts w:ascii="Arial" w:hAnsi="Arial"/>
           <w:b w:val="0"/>
           <w:i w:val="0"/>
-          <w:color w:val="121212"/>
-          <w:sz w:val="17"/>
+          <w:color w:val="181818"/>
+          <w:sz w:val="19"/>
         </w:rPr>
-        <w:t>Experiencia complementaria con Power Automate, SharePoint, Azure DevOps, Git y PowerShell; formación inicial en React, TypeScript y SharePoint Framework.</w:t>
+        <w:t>Desarrollé y evoluciono un framework UX reutilizable para Power Apps junto al equipo de diseño; coordino mejoras, delego tareas y capacito a ingresantes para sostener consistencia y reutilización.</w:t>
       </w:r>
     </w:p>
     <w:p>
       <w:pPr>
-        <w:pStyle w:val="SectionHeading"/>
-        <w:spacing w:before="110" w:after="50"/>
+        <w:spacing w:before="90" w:after="40"/>
         <w:pBdr>
-          <w:bottom w:val="single" w:sz="7" w:space="2" w:color="353535"/>
+          <w:bottom w:val="single" w:sz="5" w:space="2" w:color="777777"/>
         </w:pBdr>
-        <w:keepNext/>
       </w:pPr>
       <w:r>
         <w:rPr>
           <w:rFonts w:ascii="Arial" w:hAnsi="Arial"/>
           <w:b/>
           <w:i w:val="0"/>
-          <w:color w:val="121212"/>
-          <w:sz w:val="18"/>
+          <w:color w:val="181818"/>
+          <w:sz w:val="20"/>
         </w:rPr>
         <w:t>PROYECTOS SELECCIONADOS</w:t>
       </w:r>
     </w:p>
     <w:p>
       <w:pPr>
-        <w:pStyle w:val="ItemHeading"/>
-        <w:tabs>
-          <w:tab w:pos="10584" w:val="right"/>
-        </w:tabs>
-        <w:keepNext/>
+        <w:spacing w:before="40" w:after="10"/>
       </w:pPr>
       <w:r>
         <w:rPr>
           <w:rFonts w:ascii="Arial" w:hAnsi="Arial"/>
           <w:b/>
           <w:i w:val="0"/>
-          <w:color w:val="121212"/>
-          <w:sz w:val="18"/>
+          <w:color w:val="181818"/>
+          <w:sz w:val="19"/>
         </w:rPr>
-        <w:t>WIRIN | Desarrollador Backend</w:t>
+        <w:t>WIRIN | Desarrollador Backend | Proyecto académico en equipo</w:t>
       </w:r>
       <w:r>
         <w:rPr>
           <w:rFonts w:ascii="Arial" w:hAnsi="Arial"/>
           <w:b/>
           <w:i w:val="0"/>
-          <w:color w:val="121212"/>
-          <w:sz w:val="17"/>
+          <w:color w:val="464646"/>
+          <w:sz w:val="18"/>
         </w:rPr>
-        <w:tab/>
-        <w:t>2025</w:t>
-      </w:r>
-      <w:r>
-        <w:rPr>
-          <w:rFonts w:ascii="Arial" w:hAnsi="Arial"/>
-          <w:b w:val="0"/>
-          <w:i/>
-          <w:color w:val="4B4B4B"/>
-          <w:sz w:val="17"/>
-        </w:rPr>
-        <w:br/>
-        <w:t>Proyecto académico en equipo - UNLaM</w:t>
+        <w:t xml:space="preserve"> | 2025 - Actualidad</w:t>
       </w:r>
     </w:p>
     <w:p>
       <w:pPr>
-        <w:pStyle w:val="ResumeBullet"/>
+        <w:pStyle w:val="ListBullet"/>
       </w:pPr>
       <w:r>
         <w:rPr>
           <w:rFonts w:ascii="Arial" w:hAnsi="Arial"/>
           <w:b w:val="0"/>
           <w:i w:val="0"/>
-          <w:color w:val="121212"/>
-          <w:sz w:val="17"/>
+          <w:color w:val="181818"/>
+          <w:sz w:val="19"/>
         </w:rPr>
-        <w:t>Desarrollé principalmente el backend de un sistema de accesibilidad bibliográfica: ASP.NET Core Web API sobre .NET 8, Entity Framework Core, JWT, SQL Server/PostgreSQL e integración de OCR de Azure.</w:t>
+        <w:t>Contribuí principalmente al backend de un sistema de accesibilidad bibliográfica: ASP.NET Core Web API sobre .NET 8, Entity Framework Core, JWT, SQL Server/PostgreSQL e integración de OCR de Azure.</w:t>
       </w:r>
     </w:p>
     <w:p>
       <w:pPr>
-        <w:pStyle w:val="ResumeBullet"/>
+        <w:pStyle w:val="ListBullet"/>
       </w:pPr>
       <w:r>
         <w:rPr>
           <w:rFonts w:ascii="Arial" w:hAnsi="Arial"/>
           <w:b w:val="0"/>
           <w:i w:val="0"/>
-          <w:color w:val="121212"/>
-          <w:sz w:val="17"/>
+          <w:color w:val="181818"/>
+          <w:sz w:val="19"/>
         </w:rPr>
-        <w:t>La plataforma coordina digitalización, tareas de voluntariado, estados, administración y usuarios; el equipo presentó WIRIN en la 23.ª JBDU de la UNLaM en noviembre de 2025.</w:t>
+        <w:t>El equipo presentó WIRIN en la 23.ª JBDU y actualmente valida el producto con la biblioteca de la UNLaM como paso previo a una posible implementación formal.</w:t>
       </w:r>
     </w:p>
     <w:p>
       <w:pPr>
-        <w:pStyle w:val="ItemHeading"/>
-        <w:tabs>
-          <w:tab w:pos="10584" w:val="right"/>
-        </w:tabs>
-        <w:keepNext/>
+        <w:spacing w:before="40" w:after="10"/>
       </w:pPr>
       <w:r>
         <w:rPr>
           <w:rFonts w:ascii="Arial" w:hAnsi="Arial"/>
           <w:b/>
           <w:i w:val="0"/>
-          <w:color w:val="121212"/>
-          <w:sz w:val="18"/>
+          <w:color w:val="181818"/>
+          <w:sz w:val="19"/>
         </w:rPr>
         <w:t>Aplicaciones personales locales | Desarrollo asistido por IA</w:t>
       </w:r>
@@ -376,145 +406,106 @@
           <w:rFonts w:ascii="Arial" w:hAnsi="Arial"/>
           <w:b/>
           <w:i w:val="0"/>
-          <w:color w:val="121212"/>
-          <w:sz w:val="17"/>
+          <w:color w:val="464646"/>
+          <w:sz w:val="18"/>
         </w:rPr>
-        <w:tab/>
-        <w:t>2026</w:t>
+        <w:t xml:space="preserve"> | 2026</w:t>
       </w:r>
     </w:p>
     <w:p>
       <w:pPr>
-        <w:pStyle w:val="ResumeBullet"/>
+        <w:pStyle w:val="ListBullet"/>
       </w:pPr>
       <w:r>
         <w:rPr>
           <w:rFonts w:ascii="Arial" w:hAnsi="Arial"/>
           <w:b w:val="0"/>
           <w:i w:val="0"/>
-          <w:color w:val="121212"/>
-          <w:sz w:val="17"/>
+          <w:color w:val="181818"/>
+          <w:sz w:val="19"/>
         </w:rPr>
-        <w:t>Construcción de herramientas React y TypeScript para gestión financiera personal y seguimiento de la Licenciatura en Gestión de Tecnología, con privacidad y persistencia local como criterios centrales.</w:t>
+        <w:t>Definí y construí herramientas React y TypeScript para gestión financiera personal y seguimiento académico, priorizando necesidades reales, privacidad y persistencia local.</w:t>
       </w:r>
     </w:p>
     <w:p>
       <w:pPr>
-        <w:pStyle w:val="SectionHeading"/>
-        <w:spacing w:before="110" w:after="50"/>
+        <w:spacing w:before="90" w:after="40"/>
         <w:pBdr>
-          <w:bottom w:val="single" w:sz="7" w:space="2" w:color="353535"/>
+          <w:bottom w:val="single" w:sz="5" w:space="2" w:color="777777"/>
         </w:pBdr>
-        <w:keepNext/>
       </w:pPr>
       <w:r>
         <w:rPr>
           <w:rFonts w:ascii="Arial" w:hAnsi="Arial"/>
           <w:b/>
           <w:i w:val="0"/>
-          <w:color w:val="121212"/>
-          <w:sz w:val="18"/>
+          <w:color w:val="181818"/>
+          <w:sz w:val="20"/>
         </w:rPr>
         <w:t>EDUCACIÓN</w:t>
       </w:r>
     </w:p>
     <w:p>
       <w:pPr>
-        <w:pStyle w:val="ItemHeading"/>
-        <w:tabs>
-          <w:tab w:pos="10584" w:val="right"/>
-        </w:tabs>
-        <w:keepNext/>
+        <w:spacing w:before="40" w:after="10"/>
       </w:pPr>
       <w:r>
         <w:rPr>
           <w:rFonts w:ascii="Arial" w:hAnsi="Arial"/>
           <w:b/>
           <w:i w:val="0"/>
-          <w:color w:val="121212"/>
-          <w:sz w:val="18"/>
+          <w:color w:val="181818"/>
+          <w:sz w:val="19"/>
         </w:rPr>
-        <w:t>Licenciatura en Gestión de Tecnología | UNLaM</w:t>
+        <w:t>Licenciatura en Gestión de Tecnología | Universidad Nacional de La Matanza</w:t>
       </w:r>
       <w:r>
         <w:rPr>
           <w:rFonts w:ascii="Arial" w:hAnsi="Arial"/>
           <w:b/>
           <w:i w:val="0"/>
-          <w:color w:val="121212"/>
-          <w:sz w:val="17"/>
+          <w:color w:val="464646"/>
+          <w:sz w:val="18"/>
         </w:rPr>
-        <w:tab/>
-        <w:t>2026 - 2027</w:t>
-      </w:r>
-      <w:r>
-        <w:rPr>
-          <w:rFonts w:ascii="Arial" w:hAnsi="Arial"/>
-          <w:b w:val="0"/>
-          <w:i/>
-          <w:color w:val="4B4B4B"/>
-          <w:sz w:val="17"/>
-        </w:rPr>
-        <w:br/>
-        <w:t>En curso</w:t>
+        <w:t xml:space="preserve"> | 2026 - 2027 | En curso</w:t>
       </w:r>
     </w:p>
     <w:p>
       <w:pPr>
-        <w:pStyle w:val="ItemHeading"/>
-        <w:tabs>
-          <w:tab w:pos="10584" w:val="right"/>
-        </w:tabs>
-        <w:keepNext/>
+        <w:spacing w:before="40" w:after="10"/>
       </w:pPr>
       <w:r>
         <w:rPr>
           <w:rFonts w:ascii="Arial" w:hAnsi="Arial"/>
           <w:b/>
           <w:i w:val="0"/>
-          <w:color w:val="121212"/>
-          <w:sz w:val="18"/>
+          <w:color w:val="181818"/>
+          <w:sz w:val="19"/>
         </w:rPr>
-        <w:t>Tecnicatura Universitaria en Desarrollo Web | UNLaM</w:t>
+        <w:t>Tecnicatura Universitaria en Desarrollo Web | Universidad Nacional de La Matanza</w:t>
       </w:r>
       <w:r>
         <w:rPr>
           <w:rFonts w:ascii="Arial" w:hAnsi="Arial"/>
           <w:b/>
           <w:i w:val="0"/>
-          <w:color w:val="121212"/>
-          <w:sz w:val="17"/>
+          <w:color w:val="464646"/>
+          <w:sz w:val="18"/>
         </w:rPr>
-        <w:tab/>
-        <w:t>2022 - 2025</w:t>
-      </w:r>
-      <w:r>
-        <w:rPr>
-          <w:rFonts w:ascii="Arial" w:hAnsi="Arial"/>
-          <w:b w:val="0"/>
-          <w:i/>
-          <w:color w:val="4B4B4B"/>
-          <w:sz w:val="17"/>
-        </w:rPr>
-        <w:br/>
-        <w:t>Promedio: 8,6/10</w:t>
+        <w:t xml:space="preserve"> | 2022 - 2025 | Promedio: 8,6/10</w:t>
       </w:r>
     </w:p>
     <w:p>
       <w:pPr>
-        <w:pStyle w:val="ItemHeading"/>
-        <w:tabs>
-          <w:tab w:pos="10584" w:val="right"/>
-        </w:tabs>
-        <w:keepNext/>
+        <w:spacing w:before="40" w:after="10"/>
       </w:pPr>
       <w:r>
         <w:rPr>
           <w:rFonts w:ascii="Arial" w:hAnsi="Arial"/>
           <w:b/>
           <w:i w:val="0"/>
-          <w:color w:val="121212"/>
-          <w:sz w:val="18"/>
+          <w:color w:val="181818"/>
+          <w:sz w:val="19"/>
         </w:rPr>
         <w:t>Técnico en Electrónica | Instituto San José (A-355)</w:t>
       </w:r>
@@ -523,111 +514,153 @@
           <w:rFonts w:ascii="Arial" w:hAnsi="Arial"/>
           <w:b/>
           <w:i w:val="0"/>
-          <w:color w:val="121212"/>
-          <w:sz w:val="17"/>
+          <w:color w:val="464646"/>
+          <w:sz w:val="18"/>
         </w:rPr>
-        <w:tab/>
-        <w:t>2014 - 2019</w:t>
+        <w:t xml:space="preserve"> | 2014 - 2019</w:t>
       </w:r>
     </w:p>
     <w:p>
       <w:pPr>
-        <w:pStyle w:val="SectionHeading"/>
-        <w:spacing w:before="110" w:after="50"/>
+        <w:spacing w:before="90" w:after="40"/>
         <w:pBdr>
-          <w:bottom w:val="single" w:sz="7" w:space="2" w:color="353535"/>
+          <w:bottom w:val="single" w:sz="5" w:space="2" w:color="777777"/>
         </w:pBdr>
-        <w:keepNext/>
       </w:pPr>
       <w:r>
         <w:rPr>
           <w:rFonts w:ascii="Arial" w:hAnsi="Arial"/>
           <w:b/>
           <w:i w:val="0"/>
-          <w:color w:val="121212"/>
-          <w:sz w:val="18"/>
+          <w:color w:val="181818"/>
+          <w:sz w:val="20"/>
         </w:rPr>
-        <w:t>TECNOLOGÍAS E IDIOMAS</w:t>
+        <w:t>HABILIDADES</w:t>
       </w:r>
     </w:p>
     <w:p>
       <w:pPr>
-        <w:pStyle w:val="Compact"/>
+        <w:spacing w:after="20"/>
       </w:pPr>
       <w:r>
         <w:rPr>
           <w:rFonts w:ascii="Arial" w:hAnsi="Arial"/>
           <w:b/>
           <w:i w:val="0"/>
-          <w:color w:val="121212"/>
-          <w:sz w:val="16"/>
+          <w:color w:val="181818"/>
+          <w:sz w:val="19"/>
         </w:rPr>
-        <w:t xml:space="preserve">Tecnologías: </w:t>
+        <w:t xml:space="preserve">Power Platform: </w:t>
       </w:r>
       <w:r>
         <w:rPr>
           <w:rFonts w:ascii="Arial" w:hAnsi="Arial"/>
           <w:b w:val="0"/>
           <w:i w:val="0"/>
-          <w:color w:val="121212"/>
-          <w:sz w:val="16"/>
+          <w:color w:val="181818"/>
+          <w:sz w:val="19"/>
         </w:rPr>
-        <w:t>Power Apps, Power Automate, .NET 8, ASP.NET Core, React, TypeScript, Angular, SQL, SharePoint, Azure, Git, Azure DevOps y PowerShell</w:t>
+        <w:t>Power Apps, Power Automate, Dataverse, SharePoint, administración de roles y permisos</w:t>
       </w:r>
     </w:p>
     <w:p>
       <w:pPr>
-        <w:pStyle w:val="Compact"/>
+        <w:spacing w:after="20"/>
       </w:pPr>
       <w:r>
         <w:rPr>
           <w:rFonts w:ascii="Arial" w:hAnsi="Arial"/>
           <w:b/>
           <w:i w:val="0"/>
-          <w:color w:val="121212"/>
-          <w:sz w:val="16"/>
+          <w:color w:val="181818"/>
+          <w:sz w:val="19"/>
         </w:rPr>
-        <w:t xml:space="preserve">Idiomas: </w:t>
+        <w:t xml:space="preserve">Desarrollo: </w:t>
       </w:r>
       <w:r>
         <w:rPr>
           <w:rFonts w:ascii="Arial" w:hAnsi="Arial"/>
           <w:b w:val="0"/>
           <w:i w:val="0"/>
-          <w:color w:val="121212"/>
-          <w:sz w:val="16"/>
+          <w:color w:val="181818"/>
+          <w:sz w:val="19"/>
         </w:rPr>
-        <w:t>Español nativo | Inglés B2 | Portugués A2</w:t>
+        <w:t>.NET 8, ASP.NET Core Web API, React, TypeScript, Angular, Node.js</w:t>
       </w:r>
     </w:p>
     <w:p>
       <w:pPr>
-        <w:pStyle w:val="Compact"/>
+        <w:spacing w:after="20"/>
       </w:pPr>
       <w:r>
         <w:rPr>
           <w:rFonts w:ascii="Arial" w:hAnsi="Arial"/>
           <w:b/>
           <w:i w:val="0"/>
-          <w:color w:val="121212"/>
-          <w:sz w:val="16"/>
+          <w:color w:val="181818"/>
+          <w:sz w:val="19"/>
         </w:rPr>
-        <w:t xml:space="preserve">Formación adicional: </w:t>
+        <w:t xml:space="preserve">Datos, Azure y entrega: </w:t>
       </w:r>
       <w:r>
         <w:rPr>
           <w:rFonts w:ascii="Arial" w:hAnsi="Arial"/>
           <w:b w:val="0"/>
           <w:i w:val="0"/>
-          <w:color w:val="121212"/>
-          <w:sz w:val="16"/>
+          <w:color w:val="181818"/>
+          <w:sz w:val="19"/>
         </w:rPr>
-        <w:t>Curso de Data Science - UTN (noviembre de 2024)</w:t>
+        <w:t>Entity Framework Core, SQL Server, PostgreSQL, Azure, Azure DevOps, Git, Test &amp; Feedback</w:t>
+      </w:r>
+    </w:p>
+    <w:p>
+      <w:pPr>
+        <w:spacing w:before="90" w:after="40"/>
+        <w:pBdr>
+          <w:bottom w:val="single" w:sz="5" w:space="2" w:color="777777"/>
+        </w:pBdr>
+      </w:pPr>
+      <w:r>
+        <w:rPr>
+          <w:rFonts w:ascii="Arial" w:hAnsi="Arial"/>
+          <w:b/>
+          <w:i w:val="0"/>
+          <w:color w:val="181818"/>
+          <w:sz w:val="20"/>
+        </w:rPr>
+        <w:t>IDIOMAS Y FORMACIÓN</w:t>
+      </w:r>
+    </w:p>
+    <w:p>
+      <w:pPr>
+        <w:spacing w:after="20"/>
+      </w:pPr>
+      <w:r>
+        <w:rPr>
+          <w:rFonts w:ascii="Arial" w:hAnsi="Arial"/>
+          <w:b w:val="0"/>
+          <w:i w:val="0"/>
+          <w:color w:val="181818"/>
+          <w:sz w:val="18"/>
+        </w:rPr>
+        <w:t>Español nativo | Inglés intermedio alto: formación orientada a Cambridge First y comunicación laboral funcional | Portugués A2: curso realizado</w:t>
+      </w:r>
+    </w:p>
+    <w:p>
+      <w:r>
+        <w:rPr>
+          <w:rFonts w:ascii="Arial" w:hAnsi="Arial"/>
+          <w:b w:val="0"/>
+          <w:i w:val="0"/>
+          <w:color w:val="181818"/>
+          <w:sz w:val="18"/>
+        </w:rPr>
+        <w:t>Curso de Data Science | Universidad Tecnológica Nacional (UTN) | Noviembre 2024</w:t>
       </w:r>
     </w:p>
     <w:sectPr>
-      <w:pgSz w:w="12240" w:h="15840"/>
-      <w:pgMar w:top="619" w:right="821" w:bottom="619" w:left="821" w:header="288" w:footer="288" w:gutter="0"/>
+      <w:pgSz w:w="11906" w:h="16838"/>
+      <w:pgMar w:top="749" w:right="936" w:bottom="691" w:left="936" w:header="720" w:footer="720" w:gutter="0"/>
       <w:cols w:space="720"/>
       <w:docGrid w:linePitch="360"/>
     </w:sectPr>
@@ -999,11 +1032,11 @@
     <w:qFormat/>
     <w:rsid w:val="00FC693F"/>
     <w:pPr>
-      <w:spacing w:after="36" w:line="245" w:lineRule="auto"/>
+      <w:spacing w:after="40" w:line="245" w:lineRule="auto"/>
     </w:pPr>
     <w:rPr>
       <w:rFonts w:ascii="Arial" w:hAnsi="Arial"/>
-      <w:sz w:val="17"/>
+      <w:sz w:val="20"/>
     </w:rPr>
   </w:style>
   <w:style w:type="paragraph" w:styleId="Header">
@@ -1532,8 +1565,14 @@
       <w:numPr>
         <w:numId w:val="1"/>
       </w:numPr>
+      <w:spacing w:after="30" w:line="240" w:lineRule="auto"/>
+      <w:ind w:left="288" w:hanging="202"/>
       <w:contextualSpacing/>
     </w:pPr>
+    <w:rPr>
+      <w:rFonts w:ascii="Arial" w:hAnsi="Arial"/>
+      <w:sz w:val="19"/>
+    </w:rPr>
   </w:style>
   <w:style w:type="paragraph" w:styleId="ListBullet2">
     <w:name w:val="List Bullet 2"/>
@@ -12687,46 +12726,6 @@
         <w:shd w:val="clear" w:color="auto" w:fill="FBCAA2" w:themeFill="accent6" w:themeFillTint="7F"/>
       </w:tcPr>
     </w:tblStylePr>
-  </w:style>
-  <w:style w:type="paragraph" w:customStyle="1" w:styleId="SectionHeading">
-    <w:name w:val="Section Heading"/>
-    <w:rPr>
-      <w:rFonts w:ascii="Arial" w:hAnsi="Arial"/>
-      <w:b/>
-      <w:sz w:val="18"/>
-    </w:rPr>
-  </w:style>
-  <w:style w:type="paragraph" w:customStyle="1" w:styleId="ItemHeading">
-    <w:name w:val="Item Heading"/>
-    <w:pPr>
-      <w:spacing w:before="50" w:after="30"/>
-    </w:pPr>
-    <w:rPr>
-      <w:rFonts w:ascii="Arial" w:hAnsi="Arial"/>
-      <w:sz w:val="18"/>
-    </w:rPr>
-  </w:style>
-  <w:style w:type="paragraph" w:customStyle="1" w:styleId="Compact">
-    <w:name w:val="Compact"/>
-    <w:pPr>
-      <w:spacing w:after="28" w:line="240" w:lineRule="auto"/>
-    </w:pPr>
-    <w:rPr>
-      <w:rFonts w:ascii="Arial" w:hAnsi="Arial"/>
-      <w:sz w:val="16"/>
-    </w:rPr>
-  </w:style>
-  <w:style w:type="paragraph" w:customStyle="1" w:styleId="ResumeBullet">
-    <w:name w:val="Resume Bullet"/>
-    <w:basedOn w:val="ListBullet"/>
-    <w:pPr>
-      <w:spacing w:after="25" w:line="240" w:lineRule="auto"/>
-      <w:ind w:left="245" w:hanging="187"/>
-    </w:pPr>
-    <w:rPr>
-      <w:rFonts w:ascii="Arial" w:hAnsi="Arial"/>
-      <w:sz w:val="17"/>
-    </w:rPr>
   </w:style>
 </w:styles>
 </file>

--- a/documents/cv/Joaquin_Oviedo_CV_ES.docx
+++ b/documents/cv/Joaquin_Oviedo_CV_ES.docx
@@ -311,7 +311,7 @@
           <w:color w:val="181818"/>
           <w:sz w:val="19"/>
         </w:rPr>
-        <w:t>Desarrollé y evoluciono un framework UX reutilizable para Power Apps junto al equipo de diseño; coordino mejoras, delego tareas y capacito a ingresantes para sostener consistencia y reutilización.</w:t>
+        <w:t>Desarrollé y evoluciono un framework UX reutilizable para Power Apps junto al equipo de diseño. Lideré su adopción mediante capacitaciones al equipo de desarrollo y al equipo de YPF; actualmente coordino mejoras, delego evoluciones y acompaño a nuevos integrantes.</w:t>
       </w:r>
     </w:p>
     <w:p>
@@ -384,47 +384,7 @@
           <w:color w:val="181818"/>
           <w:sz w:val="19"/>
         </w:rPr>
-        <w:t>El equipo presentó WIRIN en la 23.ª JBDU y actualmente valida el producto con la biblioteca de la UNLaM como paso previo a una posible implementación formal.</w:t>
-      </w:r>
-    </w:p>
-    <w:p>
-      <w:pPr>
-        <w:spacing w:before="40" w:after="10"/>
-      </w:pPr>
-      <w:r>
-        <w:rPr>
-          <w:rFonts w:ascii="Arial" w:hAnsi="Arial"/>
-          <w:b/>
-          <w:i w:val="0"/>
-          <w:color w:val="181818"/>
-          <w:sz w:val="19"/>
-        </w:rPr>
-        <w:t>Aplicaciones personales locales | Desarrollo asistido por IA</w:t>
-      </w:r>
-      <w:r>
-        <w:rPr>
-          <w:rFonts w:ascii="Arial" w:hAnsi="Arial"/>
-          <w:b/>
-          <w:i w:val="0"/>
-          <w:color w:val="464646"/>
-          <w:sz w:val="18"/>
-        </w:rPr>
-        <w:t xml:space="preserve"> | 2026</w:t>
-      </w:r>
-    </w:p>
-    <w:p>
-      <w:pPr>
-        <w:pStyle w:val="ListBullet"/>
-      </w:pPr>
-      <w:r>
-        <w:rPr>
-          <w:rFonts w:ascii="Arial" w:hAnsi="Arial"/>
-          <w:b w:val="0"/>
-          <w:i w:val="0"/>
-          <w:color w:val="181818"/>
-          <w:sz w:val="19"/>
-        </w:rPr>
-        <w:t>Definí y construí herramientas React y TypeScript para gestión financiera personal y seguimiento académico, priorizando necesidades reales, privacidad y persistencia local.</w:t>
+        <w:t>El equipo presentó WIRIN en la 23.ª JBDU y actualmente valida el producto con personal bibliotecario como paso previo a su implementación en la biblioteca de la UNLaM.</w:t>
       </w:r>
     </w:p>
     <w:p>
@@ -535,7 +495,7 @@
           <w:color w:val="181818"/>
           <w:sz w:val="20"/>
         </w:rPr>
-        <w:t>HABILIDADES</w:t>
+        <w:t>HABILIDADES TÉCNICAS Y DE GESTIÓN</w:t>
       </w:r>
     </w:p>
     <w:p>
@@ -615,6 +575,31 @@
     </w:p>
     <w:p>
       <w:pPr>
+        <w:spacing w:after="20"/>
+      </w:pPr>
+      <w:r>
+        <w:rPr>
+          <w:rFonts w:ascii="Arial" w:hAnsi="Arial"/>
+          <w:b/>
+          <w:i w:val="0"/>
+          <w:color w:val="181818"/>
+          <w:sz w:val="19"/>
+        </w:rPr>
+        <w:t xml:space="preserve">Gestión y producto: </w:t>
+      </w:r>
+      <w:r>
+        <w:rPr>
+          <w:rFonts w:ascii="Arial" w:hAnsi="Arial"/>
+          <w:b w:val="0"/>
+          <w:i w:val="0"/>
+          <w:color w:val="181818"/>
+          <w:sz w:val="19"/>
+        </w:rPr>
+        <w:t>Relevamiento con usuarios, análisis de viabilidad, estimación, priorización, delegación, capacitación y validación funcional</w:t>
+      </w:r>
+    </w:p>
+    <w:p>
+      <w:pPr>
         <w:spacing w:before="90" w:after="40"/>
         <w:pBdr>
           <w:bottom w:val="single" w:sz="5" w:space="2" w:color="777777"/>
@@ -643,7 +628,7 @@
           <w:color w:val="181818"/>
           <w:sz w:val="18"/>
         </w:rPr>
-        <w:t>Español nativo | Inglés intermedio alto: formación orientada a Cambridge First y comunicación laboral funcional | Portugués A2: curso realizado</w:t>
+        <w:t>Español: nativo | Inglés: intermedio alto y comunicación laboral funcional | Portugués: A2</w:t>
       </w:r>
     </w:p>
     <w:p>
@@ -1032,7 +1017,7 @@
     <w:qFormat/>
     <w:rsid w:val="00FC693F"/>
     <w:pPr>
-      <w:spacing w:after="40" w:line="245" w:lineRule="auto"/>
+      <w:spacing w:after="40" w:line="283" w:lineRule="auto"/>
     </w:pPr>
     <w:rPr>
       <w:rFonts w:ascii="Arial" w:hAnsi="Arial"/>
@@ -1565,7 +1550,7 @@
       <w:numPr>
         <w:numId w:val="1"/>
       </w:numPr>
-      <w:spacing w:after="30" w:line="240" w:lineRule="auto"/>
+      <w:spacing w:after="27" w:line="276" w:lineRule="auto"/>
       <w:ind w:left="288" w:hanging="202"/>
       <w:contextualSpacing/>
     </w:pPr>

--- a/documents/cv/Joaquin_Oviedo_CV_ES.docx
+++ b/documents/cv/Joaquin_Oviedo_CV_ES.docx
@@ -193,7 +193,7 @@
           <w:color w:val="181818"/>
           <w:sz w:val="19"/>
         </w:rPr>
-        <w:t>Supervisor de desarrollo y desarrollador de software con experiencia en soluciones empresariales con Power Platform, .NET, React y TypeScript. Gestiono la evolución de producto desde el relevamiento y la viabilidad hasta la priorización, delegación y entrega. Me apropio del problema e integro IA para explorar y validar con mayor rapidez, manteniendo bajo mi responsabilidad las decisiones técnicas, la calidad y los resultados.</w:t>
+        <w:t>Supervisor de desarrollo y desarrollador de software con experiencia en soluciones empresariales con Power Platform, .NET, React y TypeScript. Gestiono la evolución de producto desde el relevamiento y la viabilidad hasta la priorización, delegación y entrega, y participo directamente en el desarrollo cuando la solución lo requiere.</w:t>
       </w:r>
     </w:p>
     <w:p>
@@ -266,7 +266,7 @@
           <w:color w:val="181818"/>
           <w:sz w:val="19"/>
         </w:rPr>
-        <w:t>Gestiono la evolución cotidiana de una aplicación corporativa transversal: relevo pedidos con la persona usuaria cliente y análisis funcional, evalúo viabilidad, estimo, priorizo y delego tareas.</w:t>
+        <w:t>Gestiono y desarrollo una aplicación corporativa transversal: relevo necesidades con la persona usuaria cliente y análisis funcional, evalúo viabilidad, estimo, priorizo y distribuyo tareas.</w:t>
       </w:r>
     </w:p>
     <w:p>
@@ -281,7 +281,7 @@
           <w:color w:val="181818"/>
           <w:sz w:val="19"/>
         </w:rPr>
-        <w:t>Documento casos de uso y validaciones; ejecuto pruebas funcionales y registro evidencia con Azure DevOps Test &amp; Feedback para acompañar entregas y seguimiento de incidencias.</w:t>
+        <w:t>Documento casos de uso, ejecuto pruebas funcionales y registro evidencia con Azure DevOps Test &amp; Feedback para validar entregas y dar seguimiento a incidencias.</w:t>
       </w:r>
     </w:p>
     <w:p>
@@ -296,7 +296,22 @@
           <w:color w:val="181818"/>
           <w:sz w:val="19"/>
         </w:rPr>
-        <w:t>Administro roles y permisos en Dataverse, sitios y grupos de SharePoint y grupos de Microsoft Entra ID, alineando accesos con las responsabilidades de cada perfil.</w:t>
+        <w:t>Configuro soluciones en Dataverse y Power Platform: tablas, columnas, variables de entorno, flujos de Power Automate, ambientes de prueba y pasajes a producción.</w:t>
+      </w:r>
+    </w:p>
+    <w:p>
+      <w:pPr>
+        <w:pStyle w:val="ListBullet"/>
+      </w:pPr>
+      <w:r>
+        <w:rPr>
+          <w:rFonts w:ascii="Arial" w:hAnsi="Arial"/>
+          <w:b w:val="0"/>
+          <w:i w:val="0"/>
+          <w:color w:val="181818"/>
+          <w:sz w:val="19"/>
+        </w:rPr>
+        <w:t>Administro roles y permisos en Dataverse, SharePoint y grupos AD corporativos, alineando accesos con las responsabilidades de cada perfil.</w:t>
       </w:r>
     </w:p>
     <w:p>
@@ -369,7 +384,7 @@
           <w:color w:val="181818"/>
           <w:sz w:val="19"/>
         </w:rPr>
-        <w:t>Contribuí principalmente al backend de un sistema de accesibilidad bibliográfica: ASP.NET Core Web API sobre .NET 8, Entity Framework Core, JWT, SQL Server/PostgreSQL e integración de OCR de Azure.</w:t>
+        <w:t>Desarrollé principalmente el backend del sistema: ASP.NET Core Web API sobre .NET 8, Entity Framework Core, JWT, SQL Server/PostgreSQL y OCR de Azure.</w:t>
       </w:r>
     </w:p>
     <w:p>
@@ -384,7 +399,7 @@
           <w:color w:val="181818"/>
           <w:sz w:val="19"/>
         </w:rPr>
-        <w:t>El equipo presentó WIRIN en la 23.ª JBDU y actualmente valida el producto con personal bibliotecario como paso previo a su implementación en la biblioteca de la UNLaM.</w:t>
+        <w:t>El equipo presentó WIRIN en la 23.ª JBDU y valida el producto con personal bibliotecario antes de implementarlo en la biblioteca de la UNLaM.</w:t>
       </w:r>
     </w:p>
     <w:p>
@@ -520,7 +535,7 @@
           <w:color w:val="181818"/>
           <w:sz w:val="19"/>
         </w:rPr>
-        <w:t>Power Apps, Power Automate, Dataverse, SharePoint, administración de roles y permisos</w:t>
+        <w:t>Power Apps, Power Automate, Dataverse, SharePoint, tablas, variables de entorno, ambientes, pasajes a producción, roles y permisos</w:t>
       </w:r>
     </w:p>
     <w:p>
